--- a/04_支援会社提出パッケージ/01_regulations_word/05_organization_rules_draft.docx
+++ b/04_支援会社提出パッケージ/01_regulations_word/05_organization_rules_draft.docx
@@ -118,12 +118,12 @@
           <w:b w:val="0"/>
           <w:i w:val="0"/>
         </w:rPr>
-        <w:t>本規程は、株式会社MoMoにおける組織の基本構造、職制及び各組織の役割を定め、業務の効率的な遂行と責任体制の明確化を図ることを目的とする。</w:t>
+        <w:t>本規程は、株式会社MoMoの経営組織の基本を定め、職務の責任と権限、命令系統を明らかにし、業務の確実かつ効率的な執行と運用を図ることを目的とする。</w:t>
       </w:r>
     </w:p>
     <w:p>
       <w:pPr>
-        <w:pStyle w:val="Heading2"/>
+        <w:pStyle w:val="Heading1"/>
       </w:pPr>
       <w:r>
         <w:rPr>
@@ -131,12 +131,12 @@
           <w:b w:val="0"/>
           <w:i w:val="0"/>
         </w:rPr>
-        <w:t>第2条（適用範囲）</w:t>
+        <w:t>第2章 組織及び業務分掌</w:t>
       </w:r>
     </w:p>
     <w:p>
       <w:pPr>
-        <w:spacing w:before="0" w:after="120" w:line="264" w:lineRule="auto"/>
+        <w:pStyle w:val="Heading2"/>
       </w:pPr>
       <w:r>
         <w:rPr>
@@ -144,12 +144,12 @@
           <w:b w:val="0"/>
           <w:i w:val="0"/>
         </w:rPr>
-        <w:t>会社の組織及び職制に関する事項は、法令、定款その他別に定めるもののほか、本規程による。</w:t>
+        <w:t>第2条（組織単位）</w:t>
       </w:r>
     </w:p>
     <w:p>
       <w:pPr>
-        <w:pStyle w:val="Heading2"/>
+        <w:spacing w:before="0" w:after="120" w:line="264" w:lineRule="auto"/>
       </w:pPr>
       <w:r>
         <w:rPr>
@@ -157,12 +157,14 @@
           <w:b w:val="0"/>
           <w:i w:val="0"/>
         </w:rPr>
-        <w:t>第3条（組織運営の基本方針）</w:t>
+        <w:t>会社は、業務上必要に応じて、次の組織単位を置くことができる。</w:t>
       </w:r>
     </w:p>
     <w:p>
       <w:pPr>
-        <w:spacing w:before="0" w:after="120" w:line="264" w:lineRule="auto"/>
+        <w:pStyle w:val="ListNumber"/>
+        <w:spacing w:before="0" w:after="160" w:line="280" w:lineRule="auto"/>
+        <w:ind w:left="720" w:hanging="360"/>
       </w:pPr>
       <w:r>
         <w:rPr>
@@ -170,7 +172,183 @@
           <w:b w:val="0"/>
           <w:i w:val="0"/>
         </w:rPr>
-        <w:t>会社は、業務執行の責任と権限を明確にし、管理部門と事業部門の牽制が機能する組織運営を行う。</w:t>
+        <w:t>本部</w:t>
+      </w:r>
+    </w:p>
+    <w:p>
+      <w:pPr>
+        <w:pStyle w:val="ListNumber"/>
+        <w:spacing w:before="0" w:after="160" w:line="280" w:lineRule="auto"/>
+        <w:ind w:left="720" w:hanging="360"/>
+      </w:pPr>
+      <w:r>
+        <w:rPr>
+          <w:rFonts w:ascii="Arial Unicode MS" w:hAnsi="Arial Unicode MS" w:eastAsia="Arial Unicode MS" w:cs="Arial Unicode MS"/>
+          <w:b w:val="0"/>
+          <w:i w:val="0"/>
+        </w:rPr>
+        <w:t>部</w:t>
+      </w:r>
+    </w:p>
+    <w:p>
+      <w:pPr>
+        <w:pStyle w:val="ListNumber"/>
+        <w:spacing w:before="0" w:after="160" w:line="280" w:lineRule="auto"/>
+        <w:ind w:left="720" w:hanging="360"/>
+      </w:pPr>
+      <w:r>
+        <w:rPr>
+          <w:rFonts w:ascii="Arial Unicode MS" w:hAnsi="Arial Unicode MS" w:eastAsia="Arial Unicode MS" w:cs="Arial Unicode MS"/>
+          <w:b w:val="0"/>
+          <w:i w:val="0"/>
+        </w:rPr>
+        <w:t>事業部</w:t>
+      </w:r>
+    </w:p>
+    <w:p>
+      <w:pPr>
+        <w:pStyle w:val="ListNumber"/>
+        <w:spacing w:before="0" w:after="160" w:line="280" w:lineRule="auto"/>
+        <w:ind w:left="720" w:hanging="360"/>
+      </w:pPr>
+      <w:r>
+        <w:rPr>
+          <w:rFonts w:ascii="Arial Unicode MS" w:hAnsi="Arial Unicode MS" w:eastAsia="Arial Unicode MS" w:cs="Arial Unicode MS"/>
+          <w:b w:val="0"/>
+          <w:i w:val="0"/>
+        </w:rPr>
+        <w:t>室</w:t>
+      </w:r>
+    </w:p>
+    <w:p>
+      <w:pPr>
+        <w:pStyle w:val="ListNumber"/>
+        <w:spacing w:before="0" w:after="160" w:line="280" w:lineRule="auto"/>
+        <w:ind w:left="720" w:hanging="360"/>
+      </w:pPr>
+      <w:r>
+        <w:rPr>
+          <w:rFonts w:ascii="Arial Unicode MS" w:hAnsi="Arial Unicode MS" w:eastAsia="Arial Unicode MS" w:cs="Arial Unicode MS"/>
+          <w:b w:val="0"/>
+          <w:i w:val="0"/>
+        </w:rPr>
+        <w:t>チームその他会社が必要と認める単位</w:t>
+      </w:r>
+    </w:p>
+    <w:p>
+      <w:pPr>
+        <w:pStyle w:val="Heading2"/>
+      </w:pPr>
+      <w:r>
+        <w:rPr>
+          <w:rFonts w:ascii="Arial Unicode MS" w:hAnsi="Arial Unicode MS" w:eastAsia="Arial Unicode MS" w:cs="Arial Unicode MS"/>
+          <w:b w:val="0"/>
+          <w:i w:val="0"/>
+        </w:rPr>
+        <w:t>第3条（組織図）</w:t>
+      </w:r>
+    </w:p>
+    <w:p>
+      <w:pPr>
+        <w:spacing w:before="0" w:after="120" w:line="264" w:lineRule="auto"/>
+      </w:pPr>
+      <w:r>
+        <w:rPr>
+          <w:rFonts w:ascii="Arial Unicode MS" w:hAnsi="Arial Unicode MS" w:eastAsia="Arial Unicode MS" w:cs="Arial Unicode MS"/>
+          <w:b w:val="0"/>
+          <w:i w:val="0"/>
+        </w:rPr>
+        <w:t>会社の組織は、別紙組織図のとおりとする。</w:t>
+      </w:r>
+    </w:p>
+    <w:p>
+      <w:pPr>
+        <w:pStyle w:val="ListNumber"/>
+        <w:spacing w:before="0" w:after="160" w:line="280" w:lineRule="auto"/>
+        <w:ind w:left="720" w:hanging="360"/>
+      </w:pPr>
+      <w:r>
+        <w:rPr>
+          <w:rFonts w:ascii="Arial Unicode MS" w:hAnsi="Arial Unicode MS" w:eastAsia="Arial Unicode MS" w:cs="Arial Unicode MS"/>
+          <w:b w:val="0"/>
+          <w:i w:val="0"/>
+        </w:rPr>
+        <w:t>会社は、現時点において、次の本部及び部門を置く。</w:t>
+      </w:r>
+    </w:p>
+    <w:p>
+      <w:pPr>
+        <w:pStyle w:val="ListNumber"/>
+        <w:spacing w:before="0" w:after="160" w:line="280" w:lineRule="auto"/>
+        <w:ind w:left="720" w:hanging="360"/>
+      </w:pPr>
+      <w:r>
+        <w:rPr>
+          <w:rFonts w:ascii="Arial Unicode MS" w:hAnsi="Arial Unicode MS" w:eastAsia="Arial Unicode MS" w:cs="Arial Unicode MS"/>
+          <w:b w:val="0"/>
+          <w:i w:val="0"/>
+        </w:rPr>
+        <w:t>管理本部</w:t>
+      </w:r>
+    </w:p>
+    <w:p>
+      <w:pPr>
+        <w:pStyle w:val="ListNumber"/>
+        <w:spacing w:before="0" w:after="160" w:line="280" w:lineRule="auto"/>
+        <w:ind w:left="720" w:hanging="360"/>
+      </w:pPr>
+      <w:r>
+        <w:rPr>
+          <w:rFonts w:ascii="Arial Unicode MS" w:hAnsi="Arial Unicode MS" w:eastAsia="Arial Unicode MS" w:cs="Arial Unicode MS"/>
+          <w:b w:val="0"/>
+          <w:i w:val="0"/>
+        </w:rPr>
+        <w:t>営業部</w:t>
+      </w:r>
+    </w:p>
+    <w:p>
+      <w:pPr>
+        <w:pStyle w:val="ListNumber"/>
+        <w:spacing w:before="0" w:after="160" w:line="280" w:lineRule="auto"/>
+        <w:ind w:left="720" w:hanging="360"/>
+      </w:pPr>
+      <w:r>
+        <w:rPr>
+          <w:rFonts w:ascii="Arial Unicode MS" w:hAnsi="Arial Unicode MS" w:eastAsia="Arial Unicode MS" w:cs="Arial Unicode MS"/>
+          <w:b w:val="0"/>
+          <w:i w:val="0"/>
+        </w:rPr>
+        <w:t>研修事業部</w:t>
+      </w:r>
+    </w:p>
+    <w:p>
+      <w:pPr>
+        <w:pStyle w:val="ListNumber"/>
+        <w:spacing w:before="0" w:after="160" w:line="280" w:lineRule="auto"/>
+        <w:ind w:left="720" w:hanging="360"/>
+      </w:pPr>
+      <w:r>
+        <w:rPr>
+          <w:rFonts w:ascii="Arial Unicode MS" w:hAnsi="Arial Unicode MS" w:eastAsia="Arial Unicode MS" w:cs="Arial Unicode MS"/>
+          <w:b w:val="0"/>
+          <w:i w:val="0"/>
+        </w:rPr>
+        <w:t>開発部</w:t>
+      </w:r>
+    </w:p>
+    <w:p>
+      <w:pPr>
+        <w:pStyle w:val="ListNumber"/>
+        <w:spacing w:before="0" w:after="160" w:line="280" w:lineRule="auto"/>
+        <w:ind w:left="720" w:hanging="360"/>
+      </w:pPr>
+      <w:r>
+        <w:rPr>
+          <w:rFonts w:ascii="Arial Unicode MS" w:hAnsi="Arial Unicode MS" w:eastAsia="Arial Unicode MS" w:cs="Arial Unicode MS"/>
+          <w:b w:val="0"/>
+          <w:i w:val="0"/>
+        </w:rPr>
+        <w:t>新規事業部</w:t>
       </w:r>
     </w:p>
     <w:p>
@@ -190,7 +368,7 @@
     </w:p>
     <w:p>
       <w:pPr>
-        <w:pStyle w:val="Heading1"/>
+        <w:pStyle w:val="Heading2"/>
       </w:pPr>
       <w:r>
         <w:rPr>
@@ -198,12 +376,12 @@
           <w:b w:val="0"/>
           <w:i w:val="0"/>
         </w:rPr>
-        <w:t>第2章 会議体</w:t>
+        <w:t>第4条（業務分掌）</w:t>
       </w:r>
     </w:p>
     <w:p>
       <w:pPr>
-        <w:pStyle w:val="Heading2"/>
+        <w:spacing w:before="0" w:after="120" w:line="264" w:lineRule="auto"/>
       </w:pPr>
       <w:r>
         <w:rPr>
@@ -211,7 +389,20 @@
           <w:b w:val="0"/>
           <w:i w:val="0"/>
         </w:rPr>
-        <w:t>第4条（取締役会）</w:t>
+        <w:t>各組織単位の分掌業務は、別に定める業務分掌規程による。</w:t>
+      </w:r>
+    </w:p>
+    <w:p>
+      <w:pPr>
+        <w:pStyle w:val="Heading2"/>
+      </w:pPr>
+      <w:r>
+        <w:rPr>
+          <w:rFonts w:ascii="Arial Unicode MS" w:hAnsi="Arial Unicode MS" w:eastAsia="Arial Unicode MS" w:cs="Arial Unicode MS"/>
+          <w:b w:val="0"/>
+          <w:i w:val="0"/>
+        </w:rPr>
+        <w:t>第5条（会議体）</w:t>
       </w:r>
     </w:p>
     <w:p>
@@ -229,20 +420,9 @@
     </w:p>
     <w:p>
       <w:pPr>
-        <w:pStyle w:val="Heading2"/>
-      </w:pPr>
-      <w:r>
-        <w:rPr>
-          <w:rFonts w:ascii="Arial Unicode MS" w:hAnsi="Arial Unicode MS" w:eastAsia="Arial Unicode MS" w:cs="Arial Unicode MS"/>
-          <w:b w:val="0"/>
-          <w:i w:val="0"/>
-        </w:rPr>
-        <w:t>第5条（経営会議）</w:t>
-      </w:r>
-    </w:p>
-    <w:p>
-      <w:pPr>
-        <w:spacing w:before="0" w:after="120" w:line="264" w:lineRule="auto"/>
+        <w:pStyle w:val="ListNumber"/>
+        <w:spacing w:before="0" w:after="160" w:line="280" w:lineRule="auto"/>
+        <w:ind w:left="720" w:hanging="360"/>
       </w:pPr>
       <w:r>
         <w:rPr>
@@ -278,7 +458,7 @@
           <w:b w:val="0"/>
           <w:i w:val="0"/>
         </w:rPr>
-        <w:t>第3章 組織</w:t>
+        <w:t>第3章 職位及び権限</w:t>
       </w:r>
     </w:p>
     <w:p>
@@ -291,7 +471,7 @@
           <w:b w:val="0"/>
           <w:i w:val="0"/>
         </w:rPr>
-        <w:t>第6条（本部及び部門）</w:t>
+        <w:t>第6条（代表取締役社長の職務）</w:t>
       </w:r>
     </w:p>
     <w:p>
@@ -304,14 +484,12 @@
           <w:b w:val="0"/>
           <w:i w:val="0"/>
         </w:rPr>
-        <w:t>会社に、次の本部及び部門を置く。</w:t>
+        <w:t>代表取締役社長は、会社を代表し、法令、定款、株主総会及び取締役会の決定に基づき、会社業務を総括する。</w:t>
       </w:r>
     </w:p>
     <w:p>
       <w:pPr>
-        <w:pStyle w:val="ListNumber"/>
-        <w:spacing w:before="0" w:after="160" w:line="280" w:lineRule="auto"/>
-        <w:ind w:left="720" w:hanging="360"/>
+        <w:pStyle w:val="Heading2"/>
       </w:pPr>
       <w:r>
         <w:rPr>
@@ -319,14 +497,12 @@
           <w:b w:val="0"/>
           <w:i w:val="0"/>
         </w:rPr>
-        <w:t>管理本部</w:t>
+        <w:t>第7条（取締役の職務）</w:t>
       </w:r>
     </w:p>
     <w:p>
       <w:pPr>
-        <w:pStyle w:val="ListNumber"/>
-        <w:spacing w:before="0" w:after="160" w:line="280" w:lineRule="auto"/>
-        <w:ind w:left="720" w:hanging="360"/>
+        <w:spacing w:before="0" w:after="120" w:line="264" w:lineRule="auto"/>
       </w:pPr>
       <w:r>
         <w:rPr>
@@ -334,14 +510,12 @@
           <w:b w:val="0"/>
           <w:i w:val="0"/>
         </w:rPr>
-        <w:t>営業部</w:t>
+        <w:t>取締役は、取締役会の構成員として会社全般にわたる業務活動の管理に参画し、代表取締役社長の委任する担当業務を行う。</w:t>
       </w:r>
     </w:p>
     <w:p>
       <w:pPr>
-        <w:pStyle w:val="ListNumber"/>
-        <w:spacing w:before="0" w:after="160" w:line="280" w:lineRule="auto"/>
-        <w:ind w:left="720" w:hanging="360"/>
+        <w:pStyle w:val="Heading2"/>
       </w:pPr>
       <w:r>
         <w:rPr>
@@ -349,14 +523,12 @@
           <w:b w:val="0"/>
           <w:i w:val="0"/>
         </w:rPr>
-        <w:t>研修事業部</w:t>
+        <w:t>第8条（職位）</w:t>
       </w:r>
     </w:p>
     <w:p>
       <w:pPr>
-        <w:pStyle w:val="ListNumber"/>
-        <w:spacing w:before="0" w:after="160" w:line="280" w:lineRule="auto"/>
-        <w:ind w:left="720" w:hanging="360"/>
+        <w:spacing w:before="0" w:after="120" w:line="264" w:lineRule="auto"/>
       </w:pPr>
       <w:r>
         <w:rPr>
@@ -364,7 +536,7 @@
           <w:b w:val="0"/>
           <w:i w:val="0"/>
         </w:rPr>
-        <w:t>開発部</w:t>
+        <w:t>会社は、組織に基づき、必要に応じて次の職位を置くことができる。</w:t>
       </w:r>
     </w:p>
     <w:p>
@@ -379,12 +551,14 @@
           <w:b w:val="0"/>
           <w:i w:val="0"/>
         </w:rPr>
-        <w:t>新規事業部</w:t>
+        <w:t>本部長</w:t>
       </w:r>
     </w:p>
     <w:p>
       <w:pPr>
-        <w:pStyle w:val="Heading2"/>
+        <w:pStyle w:val="ListNumber"/>
+        <w:spacing w:before="0" w:after="160" w:line="280" w:lineRule="auto"/>
+        <w:ind w:left="720" w:hanging="360"/>
       </w:pPr>
       <w:r>
         <w:rPr>
@@ -392,7 +566,205 @@
           <w:b w:val="0"/>
           <w:i w:val="0"/>
         </w:rPr>
-        <w:t>第7条（管理本部）</w:t>
+        <w:t>部長</w:t>
+      </w:r>
+    </w:p>
+    <w:p>
+      <w:pPr>
+        <w:pStyle w:val="ListNumber"/>
+        <w:spacing w:before="0" w:after="160" w:line="280" w:lineRule="auto"/>
+        <w:ind w:left="720" w:hanging="360"/>
+      </w:pPr>
+      <w:r>
+        <w:rPr>
+          <w:rFonts w:ascii="Arial Unicode MS" w:hAnsi="Arial Unicode MS" w:eastAsia="Arial Unicode MS" w:cs="Arial Unicode MS"/>
+          <w:b w:val="0"/>
+          <w:i w:val="0"/>
+        </w:rPr>
+        <w:t>事業部長</w:t>
+      </w:r>
+    </w:p>
+    <w:p>
+      <w:pPr>
+        <w:pStyle w:val="ListNumber"/>
+        <w:spacing w:before="0" w:after="160" w:line="280" w:lineRule="auto"/>
+        <w:ind w:left="720" w:hanging="360"/>
+      </w:pPr>
+      <w:r>
+        <w:rPr>
+          <w:rFonts w:ascii="Arial Unicode MS" w:hAnsi="Arial Unicode MS" w:eastAsia="Arial Unicode MS" w:cs="Arial Unicode MS"/>
+          <w:b w:val="0"/>
+          <w:i w:val="0"/>
+        </w:rPr>
+        <w:t>室長</w:t>
+      </w:r>
+    </w:p>
+    <w:p>
+      <w:pPr>
+        <w:pStyle w:val="ListNumber"/>
+        <w:spacing w:before="0" w:after="160" w:line="280" w:lineRule="auto"/>
+        <w:ind w:left="720" w:hanging="360"/>
+      </w:pPr>
+      <w:r>
+        <w:rPr>
+          <w:rFonts w:ascii="Arial Unicode MS" w:hAnsi="Arial Unicode MS" w:eastAsia="Arial Unicode MS" w:cs="Arial Unicode MS"/>
+          <w:b w:val="0"/>
+          <w:i w:val="0"/>
+        </w:rPr>
+        <w:t>チーム責任者</w:t>
+      </w:r>
+    </w:p>
+    <w:p>
+      <w:pPr>
+        <w:pStyle w:val="ListNumber"/>
+        <w:spacing w:before="0" w:after="160" w:line="280" w:lineRule="auto"/>
+        <w:ind w:left="720" w:hanging="360"/>
+      </w:pPr>
+      <w:r>
+        <w:rPr>
+          <w:rFonts w:ascii="Arial Unicode MS" w:hAnsi="Arial Unicode MS" w:eastAsia="Arial Unicode MS" w:cs="Arial Unicode MS"/>
+          <w:b w:val="0"/>
+          <w:i w:val="0"/>
+        </w:rPr>
+        <w:t>担当者</w:t>
+      </w:r>
+    </w:p>
+    <w:p>
+      <w:pPr>
+        <w:pStyle w:val="ListNumber"/>
+        <w:spacing w:before="0" w:after="160" w:line="280" w:lineRule="auto"/>
+        <w:ind w:left="720" w:hanging="360"/>
+      </w:pPr>
+      <w:r>
+        <w:rPr>
+          <w:rFonts w:ascii="Arial Unicode MS" w:hAnsi="Arial Unicode MS" w:eastAsia="Arial Unicode MS" w:cs="Arial Unicode MS"/>
+          <w:b w:val="0"/>
+          <w:i w:val="0"/>
+        </w:rPr>
+        <w:t>その他会社が必要と認める職位</w:t>
+      </w:r>
+    </w:p>
+    <w:p>
+      <w:pPr>
+        <w:pStyle w:val="ListNumber"/>
+        <w:spacing w:before="0" w:after="160" w:line="280" w:lineRule="auto"/>
+        <w:ind w:left="720" w:hanging="360"/>
+      </w:pPr>
+      <w:r>
+        <w:rPr>
+          <w:rFonts w:ascii="Arial Unicode MS" w:hAnsi="Arial Unicode MS" w:eastAsia="Arial Unicode MS" w:cs="Arial Unicode MS"/>
+          <w:b w:val="0"/>
+          <w:i w:val="0"/>
+        </w:rPr>
+        <w:t>前項に定めのない職位であっても、業務上必要がある場合は、代表取締役社長の承認により置くことができる。</w:t>
+      </w:r>
+    </w:p>
+    <w:p>
+      <w:pPr>
+        <w:pStyle w:val="Heading2"/>
+      </w:pPr>
+      <w:r>
+        <w:rPr>
+          <w:rFonts w:ascii="Arial Unicode MS" w:hAnsi="Arial Unicode MS" w:eastAsia="Arial Unicode MS" w:cs="Arial Unicode MS"/>
+          <w:b w:val="0"/>
+          <w:i w:val="0"/>
+        </w:rPr>
+        <w:t>第9条（職務及び権限）</w:t>
+      </w:r>
+    </w:p>
+    <w:p>
+      <w:pPr>
+        <w:spacing w:before="0" w:after="120" w:line="264" w:lineRule="auto"/>
+      </w:pPr>
+      <w:r>
+        <w:rPr>
+          <w:rFonts w:ascii="Arial Unicode MS" w:hAnsi="Arial Unicode MS" w:eastAsia="Arial Unicode MS" w:cs="Arial Unicode MS"/>
+          <w:b w:val="0"/>
+          <w:i w:val="0"/>
+        </w:rPr>
+        <w:t>各職位者は、それぞれ所属長の命令及び監督を受けて所管業務を遂行し、その責任を負う。</w:t>
+      </w:r>
+    </w:p>
+    <w:p>
+      <w:pPr>
+        <w:pStyle w:val="ListNumber"/>
+        <w:spacing w:before="0" w:after="160" w:line="280" w:lineRule="auto"/>
+        <w:ind w:left="720" w:hanging="360"/>
+      </w:pPr>
+      <w:r>
+        <w:rPr>
+          <w:rFonts w:ascii="Arial Unicode MS" w:hAnsi="Arial Unicode MS" w:eastAsia="Arial Unicode MS" w:cs="Arial Unicode MS"/>
+          <w:b w:val="0"/>
+          <w:i w:val="0"/>
+        </w:rPr>
+        <w:t>職務の遂行に必要な職務権限は、別に定める職務権限規程及び決裁権限基準表による。</w:t>
+      </w:r>
+    </w:p>
+    <w:p>
+      <w:pPr>
+        <w:pStyle w:val="Heading2"/>
+      </w:pPr>
+      <w:r>
+        <w:rPr>
+          <w:rFonts w:ascii="Arial Unicode MS" w:hAnsi="Arial Unicode MS" w:eastAsia="Arial Unicode MS" w:cs="Arial Unicode MS"/>
+          <w:b w:val="0"/>
+          <w:i w:val="0"/>
+        </w:rPr>
+        <w:t>第10条（兼務）</w:t>
+      </w:r>
+    </w:p>
+    <w:p>
+      <w:pPr>
+        <w:spacing w:before="0" w:after="120" w:line="264" w:lineRule="auto"/>
+      </w:pPr>
+      <w:r>
+        <w:rPr>
+          <w:rFonts w:ascii="Arial Unicode MS" w:hAnsi="Arial Unicode MS" w:eastAsia="Arial Unicode MS" w:cs="Arial Unicode MS"/>
+          <w:b w:val="0"/>
+          <w:i w:val="0"/>
+        </w:rPr>
+        <w:t>業務上必要がある場合、役員又は従業員は複数の組織又は職務を兼務することができる。</w:t>
+      </w:r>
+    </w:p>
+    <w:p>
+      <w:pPr>
+        <w:pStyle w:val="ListNumber"/>
+        <w:spacing w:before="0" w:after="160" w:line="280" w:lineRule="auto"/>
+        <w:ind w:left="720" w:hanging="360"/>
+      </w:pPr>
+      <w:r>
+        <w:rPr>
+          <w:rFonts w:ascii="Arial Unicode MS" w:hAnsi="Arial Unicode MS" w:eastAsia="Arial Unicode MS" w:cs="Arial Unicode MS"/>
+          <w:b w:val="0"/>
+          <w:i w:val="0"/>
+        </w:rPr>
+        <w:t>兼務を行う場合であっても、営業、管理、経理、承認及び監査に関する牽制が損なわれないよう留意する。</w:t>
+      </w:r>
+    </w:p>
+    <w:p>
+      <w:pPr>
+        <w:pStyle w:val="Heading1"/>
+      </w:pPr>
+      <w:r>
+        <w:rPr>
+          <w:rFonts w:ascii="Arial Unicode MS" w:hAnsi="Arial Unicode MS" w:eastAsia="Arial Unicode MS" w:cs="Arial Unicode MS"/>
+          <w:b w:val="0"/>
+          <w:i w:val="0"/>
+        </w:rPr>
+        <w:t>第4章 現行組織</w:t>
+      </w:r>
+    </w:p>
+    <w:p>
+      <w:pPr>
+        <w:pStyle w:val="Heading2"/>
+      </w:pPr>
+      <w:r>
+        <w:rPr>
+          <w:rFonts w:ascii="Arial Unicode MS" w:hAnsi="Arial Unicode MS" w:eastAsia="Arial Unicode MS" w:cs="Arial Unicode MS"/>
+          <w:b w:val="0"/>
+          <w:i w:val="0"/>
+        </w:rPr>
+        <w:t>第11条（管理本部）</w:t>
       </w:r>
     </w:p>
     <w:p>
@@ -508,7 +880,7 @@
           <w:b w:val="0"/>
           <w:i w:val="0"/>
         </w:rPr>
-        <w:t>第8条（営業部）</w:t>
+        <w:t>第12条（営業部）</w:t>
       </w:r>
     </w:p>
     <w:p>
@@ -549,7 +921,7 @@
           <w:b w:val="0"/>
           <w:i w:val="0"/>
         </w:rPr>
-        <w:t>第9条（研修事業部）</w:t>
+        <w:t>第13条（研修事業部）</w:t>
       </w:r>
     </w:p>
     <w:p>
@@ -590,7 +962,7 @@
           <w:b w:val="0"/>
           <w:i w:val="0"/>
         </w:rPr>
-        <w:t>第10条（開発部）</w:t>
+        <w:t>第14条（開発部）</w:t>
       </w:r>
     </w:p>
     <w:p>
@@ -631,7 +1003,7 @@
           <w:b w:val="0"/>
           <w:i w:val="0"/>
         </w:rPr>
-        <w:t>第11条（新規事業部）</w:t>
+        <w:t>第15条（新規事業部）</w:t>
       </w:r>
     </w:p>
     <w:p>
@@ -747,7 +1119,7 @@
           <w:b w:val="0"/>
           <w:i w:val="0"/>
         </w:rPr>
-        <w:t>第4章 職制</w:t>
+        <w:t>第5章 改廃</w:t>
       </w:r>
     </w:p>
     <w:p>
@@ -760,7 +1132,7 @@
           <w:b w:val="0"/>
           <w:i w:val="0"/>
         </w:rPr>
-        <w:t>第12条（職制）</w:t>
+        <w:t>第16条（改廃）</w:t>
       </w:r>
     </w:p>
     <w:p>
@@ -773,87 +1145,7 @@
           <w:b w:val="0"/>
           <w:i w:val="0"/>
         </w:rPr>
-        <w:t>会社の職制は、代表取締役、取締役、本部長、部長、担当者その他会社が必要と認める職位とする。</w:t>
-      </w:r>
-    </w:p>
-    <w:p>
-      <w:pPr>
-        <w:pStyle w:val="Heading2"/>
-      </w:pPr>
-      <w:r>
-        <w:rPr>
-          <w:rFonts w:ascii="Arial Unicode MS" w:hAnsi="Arial Unicode MS" w:eastAsia="Arial Unicode MS" w:cs="Arial Unicode MS"/>
-          <w:b w:val="0"/>
-          <w:i w:val="0"/>
-        </w:rPr>
-        <w:t>第13条（兼務）</w:t>
-      </w:r>
-    </w:p>
-    <w:p>
-      <w:pPr>
-        <w:spacing w:before="0" w:after="120" w:line="264" w:lineRule="auto"/>
-      </w:pPr>
-      <w:r>
-        <w:rPr>
-          <w:rFonts w:ascii="Arial Unicode MS" w:hAnsi="Arial Unicode MS" w:eastAsia="Arial Unicode MS" w:cs="Arial Unicode MS"/>
-          <w:b w:val="0"/>
-          <w:i w:val="0"/>
-        </w:rPr>
-        <w:t>業務上必要がある場合、役員又は従業員は複数の組織又は職務を兼務することができる。</w:t>
-      </w:r>
-    </w:p>
-    <w:p>
-      <w:pPr>
-        <w:pStyle w:val="ListNumber"/>
-        <w:spacing w:before="0" w:after="160" w:line="280" w:lineRule="auto"/>
-        <w:ind w:left="720" w:hanging="360"/>
-      </w:pPr>
-      <w:r>
-        <w:rPr>
-          <w:rFonts w:ascii="Arial Unicode MS" w:hAnsi="Arial Unicode MS" w:eastAsia="Arial Unicode MS" w:cs="Arial Unicode MS"/>
-          <w:b w:val="0"/>
-          <w:i w:val="0"/>
-        </w:rPr>
-        <w:t>兼務を行う場合であっても、営業、管理、経理、承認及び監査に関する牽制が損なわれないよう留意する。</w:t>
-      </w:r>
-    </w:p>
-    <w:p>
-      <w:pPr>
-        <w:pStyle w:val="Heading1"/>
-      </w:pPr>
-      <w:r>
-        <w:rPr>
-          <w:rFonts w:ascii="Arial Unicode MS" w:hAnsi="Arial Unicode MS" w:eastAsia="Arial Unicode MS" w:cs="Arial Unicode MS"/>
-          <w:b w:val="0"/>
-          <w:i w:val="0"/>
-        </w:rPr>
-        <w:t>第5章 改廃</w:t>
-      </w:r>
-    </w:p>
-    <w:p>
-      <w:pPr>
-        <w:pStyle w:val="Heading2"/>
-      </w:pPr>
-      <w:r>
-        <w:rPr>
-          <w:rFonts w:ascii="Arial Unicode MS" w:hAnsi="Arial Unicode MS" w:eastAsia="Arial Unicode MS" w:cs="Arial Unicode MS"/>
-          <w:b w:val="0"/>
-          <w:i w:val="0"/>
-        </w:rPr>
-        <w:t>第14条（改廃）</w:t>
-      </w:r>
-    </w:p>
-    <w:p>
-      <w:pPr>
-        <w:spacing w:before="0" w:after="120" w:line="264" w:lineRule="auto"/>
-      </w:pPr>
-      <w:r>
-        <w:rPr>
-          <w:rFonts w:ascii="Arial Unicode MS" w:hAnsi="Arial Unicode MS" w:eastAsia="Arial Unicode MS" w:cs="Arial Unicode MS"/>
-          <w:b w:val="0"/>
-          <w:i w:val="0"/>
-        </w:rPr>
-        <w:t>本規程の制定、改廃は、取締役会の決議による。</w:t>
+        <w:t>本規程の改廃は、規程管理規程による。</w:t>
       </w:r>
     </w:p>
     <w:p>
@@ -1055,6 +1347,36 @@
           <w:b w:val="0"/>
           <w:i w:val="0"/>
         </w:rPr>
+        <w:t>現状の取締役は伊藤翔及び柿塚。追加取締役1名は未定。</w:t>
+      </w:r>
+    </w:p>
+    <w:p>
+      <w:pPr>
+        <w:pStyle w:val="ListBullet"/>
+        <w:spacing w:before="0" w:after="160" w:line="280" w:lineRule="auto"/>
+        <w:ind w:left="720" w:hanging="360"/>
+      </w:pPr>
+      <w:r>
+        <w:rPr>
+          <w:rFonts w:ascii="Arial Unicode MS" w:hAnsi="Arial Unicode MS" w:eastAsia="Arial Unicode MS" w:cs="Arial Unicode MS"/>
+          <w:b w:val="0"/>
+          <w:i w:val="0"/>
+        </w:rPr>
+        <w:t>監査役は外部候補を優先する。</w:t>
+      </w:r>
+    </w:p>
+    <w:p>
+      <w:pPr>
+        <w:pStyle w:val="ListBullet"/>
+        <w:spacing w:before="0" w:after="160" w:line="280" w:lineRule="auto"/>
+        <w:ind w:left="720" w:hanging="360"/>
+      </w:pPr>
+      <w:r>
+        <w:rPr>
+          <w:rFonts w:ascii="Arial Unicode MS" w:hAnsi="Arial Unicode MS" w:eastAsia="Arial Unicode MS" w:cs="Arial Unicode MS"/>
+          <w:b w:val="0"/>
+          <w:i w:val="0"/>
+        </w:rPr>
         <w:t>経営会議はこれから設置する。</w:t>
       </w:r>
     </w:p>
@@ -1071,6 +1393,244 @@
           <w:i w:val="0"/>
         </w:rPr>
         <w:t>取締役会設置会社化に向けて、追加取締役及び監査役の候補者選定が必要。</w:t>
+      </w:r>
+    </w:p>
+    <w:p>
+      <w:pPr>
+        <w:pStyle w:val="Heading1"/>
+      </w:pPr>
+      <w:r>
+        <w:rPr>
+          <w:rFonts w:ascii="Arial Unicode MS" w:hAnsi="Arial Unicode MS" w:eastAsia="Arial Unicode MS" w:cs="Arial Unicode MS"/>
+          <w:b w:val="0"/>
+          <w:i w:val="0"/>
+        </w:rPr>
+        <w:t>別紙：組織図（テキスト版）</w:t>
+      </w:r>
+    </w:p>
+    <w:p>
+      <w:pPr>
+        <w:pStyle w:val="ListNumber"/>
+        <w:spacing w:before="0" w:after="160" w:line="280" w:lineRule="auto"/>
+        <w:ind w:left="720" w:hanging="360"/>
+      </w:pPr>
+      <w:r>
+        <w:rPr>
+          <w:rFonts w:ascii="Arial Unicode MS" w:hAnsi="Arial Unicode MS" w:eastAsia="Arial Unicode MS" w:cs="Arial Unicode MS"/>
+          <w:b w:val="0"/>
+          <w:i w:val="0"/>
+        </w:rPr>
+        <w:t>取締役会</w:t>
+      </w:r>
+    </w:p>
+    <w:p>
+      <w:pPr>
+        <w:pStyle w:val="ListNumber"/>
+        <w:spacing w:before="0" w:after="160" w:line="280" w:lineRule="auto"/>
+        <w:ind w:left="720" w:hanging="360"/>
+      </w:pPr>
+      <w:r>
+        <w:rPr>
+          <w:rFonts w:ascii="Arial Unicode MS" w:hAnsi="Arial Unicode MS" w:eastAsia="Arial Unicode MS" w:cs="Arial Unicode MS"/>
+          <w:b w:val="0"/>
+          <w:i w:val="0"/>
+        </w:rPr>
+        <w:t>経営会議</w:t>
+      </w:r>
+    </w:p>
+    <w:p>
+      <w:pPr>
+        <w:pStyle w:val="ListNumber"/>
+        <w:spacing w:before="0" w:after="160" w:line="280" w:lineRule="auto"/>
+        <w:ind w:left="720" w:hanging="360"/>
+      </w:pPr>
+      <w:r>
+        <w:rPr>
+          <w:rFonts w:ascii="Arial Unicode MS" w:hAnsi="Arial Unicode MS" w:eastAsia="Arial Unicode MS" w:cs="Arial Unicode MS"/>
+          <w:b w:val="0"/>
+          <w:i w:val="0"/>
+        </w:rPr>
+        <w:t>管理本部（出水）</w:t>
+      </w:r>
+    </w:p>
+    <w:p>
+      <w:pPr>
+        <w:pStyle w:val="ListBullet"/>
+        <w:spacing w:before="0" w:after="160" w:line="280" w:lineRule="auto"/>
+        <w:ind w:left="720" w:hanging="360"/>
+      </w:pPr>
+      <w:r>
+        <w:rPr>
+          <w:rFonts w:ascii="Arial Unicode MS" w:hAnsi="Arial Unicode MS" w:eastAsia="Arial Unicode MS" w:cs="Arial Unicode MS"/>
+          <w:b w:val="0"/>
+          <w:i w:val="0"/>
+        </w:rPr>
+        <w:t>総務（塚原）</w:t>
+      </w:r>
+    </w:p>
+    <w:p>
+      <w:pPr>
+        <w:pStyle w:val="ListBullet"/>
+        <w:spacing w:before="0" w:after="160" w:line="280" w:lineRule="auto"/>
+        <w:ind w:left="720" w:hanging="360"/>
+      </w:pPr>
+      <w:r>
+        <w:rPr>
+          <w:rFonts w:ascii="Arial Unicode MS" w:hAnsi="Arial Unicode MS" w:eastAsia="Arial Unicode MS" w:cs="Arial Unicode MS"/>
+          <w:b w:val="0"/>
+          <w:i w:val="0"/>
+        </w:rPr>
+        <w:t>人事（塚原）</w:t>
+      </w:r>
+    </w:p>
+    <w:p>
+      <w:pPr>
+        <w:pStyle w:val="ListBullet"/>
+        <w:spacing w:before="0" w:after="160" w:line="280" w:lineRule="auto"/>
+        <w:ind w:left="720" w:hanging="360"/>
+      </w:pPr>
+      <w:r>
+        <w:rPr>
+          <w:rFonts w:ascii="Arial Unicode MS" w:hAnsi="Arial Unicode MS" w:eastAsia="Arial Unicode MS" w:cs="Arial Unicode MS"/>
+          <w:b w:val="0"/>
+          <w:i w:val="0"/>
+        </w:rPr>
+        <w:t>広報部（石井）</w:t>
+      </w:r>
+    </w:p>
+    <w:p>
+      <w:pPr>
+        <w:pStyle w:val="ListBullet"/>
+        <w:spacing w:before="0" w:after="160" w:line="280" w:lineRule="auto"/>
+        <w:ind w:left="720" w:hanging="360"/>
+      </w:pPr>
+      <w:r>
+        <w:rPr>
+          <w:rFonts w:ascii="Arial Unicode MS" w:hAnsi="Arial Unicode MS" w:eastAsia="Arial Unicode MS" w:cs="Arial Unicode MS"/>
+          <w:b w:val="0"/>
+          <w:i w:val="0"/>
+        </w:rPr>
+        <w:t>法務部（柿塚）</w:t>
+      </w:r>
+    </w:p>
+    <w:p>
+      <w:pPr>
+        <w:pStyle w:val="ListNumber"/>
+        <w:spacing w:before="0" w:after="160" w:line="280" w:lineRule="auto"/>
+        <w:ind w:left="720" w:hanging="360"/>
+      </w:pPr>
+      <w:r>
+        <w:rPr>
+          <w:rFonts w:ascii="Arial Unicode MS" w:hAnsi="Arial Unicode MS" w:eastAsia="Arial Unicode MS" w:cs="Arial Unicode MS"/>
+          <w:b w:val="0"/>
+          <w:i w:val="0"/>
+        </w:rPr>
+        <w:t>営業部（安東）</w:t>
+      </w:r>
+    </w:p>
+    <w:p>
+      <w:pPr>
+        <w:pStyle w:val="ListNumber"/>
+        <w:spacing w:before="0" w:after="160" w:line="280" w:lineRule="auto"/>
+        <w:ind w:left="720" w:hanging="360"/>
+      </w:pPr>
+      <w:r>
+        <w:rPr>
+          <w:rFonts w:ascii="Arial Unicode MS" w:hAnsi="Arial Unicode MS" w:eastAsia="Arial Unicode MS" w:cs="Arial Unicode MS"/>
+          <w:b w:val="0"/>
+          <w:i w:val="0"/>
+        </w:rPr>
+        <w:t>研修事業部（有賀）</w:t>
+      </w:r>
+    </w:p>
+    <w:p>
+      <w:pPr>
+        <w:pStyle w:val="ListNumber"/>
+        <w:spacing w:before="0" w:after="160" w:line="280" w:lineRule="auto"/>
+        <w:ind w:left="720" w:hanging="360"/>
+      </w:pPr>
+      <w:r>
+        <w:rPr>
+          <w:rFonts w:ascii="Arial Unicode MS" w:hAnsi="Arial Unicode MS" w:eastAsia="Arial Unicode MS" w:cs="Arial Unicode MS"/>
+          <w:b w:val="0"/>
+          <w:i w:val="0"/>
+        </w:rPr>
+        <w:t>開発部（菅）</w:t>
+      </w:r>
+    </w:p>
+    <w:p>
+      <w:pPr>
+        <w:pStyle w:val="ListNumber"/>
+        <w:spacing w:before="0" w:after="160" w:line="280" w:lineRule="auto"/>
+        <w:ind w:left="720" w:hanging="360"/>
+      </w:pPr>
+      <w:r>
+        <w:rPr>
+          <w:rFonts w:ascii="Arial Unicode MS" w:hAnsi="Arial Unicode MS" w:eastAsia="Arial Unicode MS" w:cs="Arial Unicode MS"/>
+          <w:b w:val="0"/>
+          <w:i w:val="0"/>
+        </w:rPr>
+        <w:t>新規事業部（柿塚）</w:t>
+      </w:r>
+    </w:p>
+    <w:p>
+      <w:pPr>
+        <w:pStyle w:val="ListBullet"/>
+        <w:spacing w:before="0" w:after="160" w:line="280" w:lineRule="auto"/>
+        <w:ind w:left="720" w:hanging="360"/>
+      </w:pPr>
+      <w:r>
+        <w:rPr>
+          <w:rFonts w:ascii="Arial Unicode MS" w:hAnsi="Arial Unicode MS" w:eastAsia="Arial Unicode MS" w:cs="Arial Unicode MS"/>
+          <w:b w:val="0"/>
+          <w:i w:val="0"/>
+        </w:rPr>
+        <w:t>補助金事業</w:t>
+      </w:r>
+    </w:p>
+    <w:p>
+      <w:pPr>
+        <w:pStyle w:val="ListBullet"/>
+        <w:spacing w:before="0" w:after="160" w:line="280" w:lineRule="auto"/>
+        <w:ind w:left="720" w:hanging="360"/>
+      </w:pPr>
+      <w:r>
+        <w:rPr>
+          <w:rFonts w:ascii="Arial Unicode MS" w:hAnsi="Arial Unicode MS" w:eastAsia="Arial Unicode MS" w:cs="Arial Unicode MS"/>
+          <w:b w:val="0"/>
+          <w:i w:val="0"/>
+        </w:rPr>
+        <w:t>ロムちゃん（ローカルLLM）</w:t>
+      </w:r>
+    </w:p>
+    <w:p>
+      <w:pPr>
+        <w:pStyle w:val="ListBullet"/>
+        <w:spacing w:before="0" w:after="160" w:line="280" w:lineRule="auto"/>
+        <w:ind w:left="720" w:hanging="360"/>
+      </w:pPr>
+      <w:r>
+        <w:rPr>
+          <w:rFonts w:ascii="Arial Unicode MS" w:hAnsi="Arial Unicode MS" w:eastAsia="Arial Unicode MS" w:cs="Arial Unicode MS"/>
+          <w:b w:val="0"/>
+          <w:i w:val="0"/>
+        </w:rPr>
+        <w:t>すぐつくAI</w:t>
+      </w:r>
+    </w:p>
+    <w:p>
+      <w:pPr>
+        <w:pStyle w:val="ListBullet"/>
+        <w:spacing w:before="0" w:after="160" w:line="280" w:lineRule="auto"/>
+        <w:ind w:left="720" w:hanging="360"/>
+      </w:pPr>
+      <w:r>
+        <w:rPr>
+          <w:rFonts w:ascii="Arial Unicode MS" w:hAnsi="Arial Unicode MS" w:eastAsia="Arial Unicode MS" w:cs="Arial Unicode MS"/>
+          <w:b w:val="0"/>
+          <w:i w:val="0"/>
+        </w:rPr>
+        <w:t>Context Chat</w:t>
       </w:r>
     </w:p>
     <w:sectPr>
